--- a/prompt.docx
+++ b/prompt.docx
@@ -13,7 +13,7 @@
         <w:t>📥</w:t>
       </w:r>
       <w:r>
-        <w:t xml:space="preserve"> 题库数据录入操作指南（完整版）</w:t>
+        <w:t xml:space="preserve"> 题库数据录入操作指南（完整版 - 已更新ID规则）</w:t>
       </w:r>
     </w:p>
     <w:p/>
@@ -37,17 +37,18 @@
     <w:p/>
     <w:p>
       <w:r>
-        <w:t xml:space="preserve">1. **题目图片**  </w:t>
-      </w:r>
-    </w:p>
-    <w:p>
-      <w:r>
-        <w:t xml:space="preserve">   - 包含：题号、题干、选项（A/B/C/D）、答案标识（如 “答案：C”）</w:t>
-      </w:r>
-    </w:p>
-    <w:p>
-      <w:r>
-        <w:t xml:space="preserve">2. **解析图片**  </w:t>
+        <w:t>1. **题目图片**</w:t>
+      </w:r>
+    </w:p>
+    <w:p>
+      <w:r>
+        <w:t xml:space="preserve">   - 包含：题号、题干、选项（A/B/C/D）、答案标识（如 "答案：C"）</w:t>
+      </w:r>
+    </w:p>
+    <w:p/>
+    <w:p>
+      <w:r>
+        <w:t>2. **解析图片**</w:t>
       </w:r>
     </w:p>
     <w:p>
@@ -55,6 +56,7 @@
         <w:t xml:space="preserve">   - 与题目一一对应，包含完整解析文本</w:t>
       </w:r>
     </w:p>
+    <w:p/>
     <w:p>
       <w:r>
         <w:t>3. **表结构信息**（以下任</w:t>
@@ -65,17 +67,17 @@
       </w:r>
       <w:proofErr w:type="gramEnd"/>
       <w:r>
-        <w:t xml:space="preserve">形式）  </w:t>
-      </w:r>
-    </w:p>
-    <w:p>
-      <w:r>
-        <w:t xml:space="preserve">   - **表结构截图**（推荐），或  </w:t>
-      </w:r>
-    </w:p>
-    <w:p>
-      <w:r>
-        <w:t xml:space="preserve">   - **CREATE TABLE 语句**，或  </w:t>
+        <w:t>形式）</w:t>
+      </w:r>
+    </w:p>
+    <w:p>
+      <w:r>
+        <w:t xml:space="preserve">   - **表结构截图**（推荐），或</w:t>
+      </w:r>
+    </w:p>
+    <w:p>
+      <w:r>
+        <w:t xml:space="preserve">   - **CREATE TABLE 语句**，或</w:t>
       </w:r>
     </w:p>
     <w:p>
@@ -83,9 +85,10 @@
         <w:t xml:space="preserve">   - **字段名与类型的明确文本描述**</w:t>
       </w:r>
     </w:p>
-    <w:p>
-      <w:r>
-        <w:t xml:space="preserve">4. **元数据指令**（必须提供）  </w:t>
+    <w:p/>
+    <w:p>
+      <w:r>
+        <w:t>4. **元数据指令**（必须提供）</w:t>
       </w:r>
     </w:p>
     <w:p>
@@ -115,6 +118,23 @@
       <w:proofErr w:type="spellEnd"/>
       <w:r>
         <w:t xml:space="preserve"> = Z`</w:t>
+      </w:r>
+    </w:p>
+    <w:p/>
+    <w:p>
+      <w:r>
+        <w:t>5. **ID值**（必须提供）</w:t>
+      </w:r>
+    </w:p>
+    <w:p>
+      <w:r>
+        <w:t xml:space="preserve">   -</w:t>
+      </w:r>
+      <w:r>
+        <w:t xml:space="preserve"> </w:t>
+      </w:r>
+      <w:r>
+        <w:t>小写十六进制字符串（如：`6976d8c0a1b2c3d4e5f6a7b8`）</w:t>
       </w:r>
     </w:p>
     <w:p/>
@@ -129,7 +149,7 @@
         <w:t>⚠</w:t>
       </w:r>
       <w:r>
-        <w:t xml:space="preserve">️ **重要提示**：  </w:t>
+        <w:t>️ **重要提示**：</w:t>
       </w:r>
     </w:p>
     <w:p>
@@ -158,17 +178,22 @@
       </w:r>
       <w:proofErr w:type="spellEnd"/>
       <w:r>
-        <w:t xml:space="preserve">`，则不生成任何 INSERT 语句**。  </w:t>
-      </w:r>
-    </w:p>
-    <w:p>
-      <w:r>
-        <w:t xml:space="preserve">&gt; - **若未提供表结构信息（截图/文本/SQL），则不生成任何 INSERT 语句，需等待补充**。  </w:t>
-      </w:r>
-    </w:p>
-    <w:p>
-      <w:r>
-        <w:t xml:space="preserve">&gt; - **题目中的示意图、流程图、代码块、复杂表格等视觉元素，请勿尝试识别或转录**。我会自行处理这些部分并替换为图片引用。  </w:t>
+        <w:t>`，则不生成任何 INSERT 语句**。</w:t>
+      </w:r>
+    </w:p>
+    <w:p>
+      <w:r>
+        <w:t>&gt; - **若未提供表结构信息（截图/文本/SQL），则不生成任何 INSERT 语句，需等待补充**。</w:t>
+      </w:r>
+    </w:p>
+    <w:p>
+      <w:r>
+        <w:t>&gt; - **若未提供 ID 值，则不生成任何 INSERT 语句**。</w:t>
+      </w:r>
+    </w:p>
+    <w:p>
+      <w:r>
+        <w:t>&gt; - **题目中的示意图、流程图、代码块、复杂表格等视觉元素，请勿尝试识别或转录**。我会自行处理这些部分并替换为图片引用。</w:t>
       </w:r>
     </w:p>
     <w:p>
@@ -181,15 +206,34 @@
       </w:r>
       <w:proofErr w:type="spellEnd"/>
       <w:r>
-        <w:t xml:space="preserve">` 表不需要生成**，因为它是动态生产的；**除非你明确要求**（如“附带模拟答题记录”）。  </w:t>
-      </w:r>
-    </w:p>
-    <w:p>
-      <w:r>
-        <w:t xml:space="preserve">&gt; - **题干中出现的 I / II / III 等是判断陈述（属于 `title` 的一部分），不是选项。真正的选项是 A/B/C/D 的组合选择。每个子项（I、II、III）后必须保留换行符 `\n`**。  </w:t>
-      </w:r>
-    </w:p>
-    <w:p/>
+        <w:t>` 表不需要生成**，因为它是动态生产的；**除非你明确要求**（如"附带模拟答题记录"）。</w:t>
+      </w:r>
+    </w:p>
+    <w:p>
+      <w:r>
+        <w:t>&gt; - **题干中出现的 I / II / III 等是判断陈述（属于 `title` 的一部分），不是选项。真正的选项是 A/B/C/D 的组合选择。每个子项（I、II、III）后必须保留换行符 `\n`**。</w:t>
+      </w:r>
+    </w:p>
+    <w:p>
+      <w:r>
+        <w:rPr>
+          <w:rFonts w:hint="eastAsia"/>
+        </w:rPr>
+        <w:t>&gt;</w:t>
+      </w:r>
+      <w:r>
+        <w:t xml:space="preserve"> - ** </w:t>
+      </w:r>
+      <w:r>
+        <w:rPr>
+          <w:rFonts w:hint="eastAsia"/>
+        </w:rPr>
+        <w:t>如果一道题的解析中有另解内容也要原封不动的抄写</w:t>
+      </w:r>
+      <w:r>
+        <w:t xml:space="preserve"> **</w:t>
+      </w:r>
+    </w:p>
     <w:p>
       <w:r>
         <w:t>---</w:t>
@@ -203,1040 +247,8 @@
     </w:p>
     <w:p/>
     <w:p>
-      <w:pPr>
-        <w:widowControl/>
-        <w:pBdr>
-          <w:top w:val="single" w:sz="2" w:space="0" w:color="E3E3E3"/>
-          <w:left w:val="single" w:sz="2" w:space="0" w:color="E3E3E3"/>
-          <w:bottom w:val="single" w:sz="2" w:space="0" w:color="E3E3E3"/>
-          <w:right w:val="single" w:sz="2" w:space="0" w:color="E3E3E3"/>
-        </w:pBdr>
-        <w:shd w:val="clear" w:color="auto" w:fill="FFFFFF"/>
-        <w:spacing w:beforeAutospacing="1" w:afterAutospacing="1"/>
-        <w:jc w:val="left"/>
-        <w:outlineLvl w:val="3"/>
-        <w:rPr>
-          <w:rFonts w:ascii="Arial" w:eastAsia="宋体" w:hAnsi="Arial" w:cs="Arial"/>
-          <w:b/>
-          <w:bCs/>
-          <w:color w:val="1D1D1F"/>
-          <w:kern w:val="0"/>
-          <w:sz w:val="24"/>
-          <w:szCs w:val="24"/>
-        </w:rPr>
-      </w:pPr>
-      <w:r>
-        <w:rPr>
-          <w:rFonts w:ascii="Segoe UI Emoji" w:eastAsia="宋体" w:hAnsi="Segoe UI Emoji" w:cs="Segoe UI Emoji"/>
-          <w:b/>
-          <w:bCs/>
-          <w:color w:val="1D1D1F"/>
-          <w:kern w:val="0"/>
-          <w:sz w:val="24"/>
-          <w:szCs w:val="24"/>
-          <w:bdr w:val="single" w:sz="2" w:space="0" w:color="E3E3E3" w:frame="1"/>
-        </w:rPr>
-        <w:t>▶</w:t>
-      </w:r>
-      <w:r>
-        <w:rPr>
-          <w:rFonts w:ascii="Arial" w:eastAsia="宋体" w:hAnsi="Arial" w:cs="Arial"/>
-          <w:b/>
-          <w:bCs/>
-          <w:color w:val="1D1D1F"/>
-          <w:kern w:val="0"/>
-          <w:sz w:val="24"/>
-          <w:szCs w:val="24"/>
-          <w:bdr w:val="single" w:sz="2" w:space="0" w:color="E3E3E3" w:frame="1"/>
-        </w:rPr>
-        <w:t xml:space="preserve"> ID </w:t>
-      </w:r>
-      <w:r>
-        <w:rPr>
-          <w:rFonts w:ascii="Arial" w:eastAsia="宋体" w:hAnsi="Arial" w:cs="Arial"/>
-          <w:b/>
-          <w:bCs/>
-          <w:color w:val="1D1D1F"/>
-          <w:kern w:val="0"/>
-          <w:sz w:val="24"/>
-          <w:szCs w:val="24"/>
-          <w:bdr w:val="single" w:sz="2" w:space="0" w:color="E3E3E3" w:frame="1"/>
-        </w:rPr>
-        <w:t>生成（最终精简版）</w:t>
-      </w:r>
-    </w:p>
-    <w:p>
-      <w:pPr>
-        <w:widowControl/>
-        <w:numPr>
-          <w:ilvl w:val="0"/>
-          <w:numId w:val="1"/>
-        </w:numPr>
-        <w:pBdr>
-          <w:top w:val="single" w:sz="2" w:space="0" w:color="E3E3E3"/>
-          <w:left w:val="single" w:sz="2" w:space="0" w:color="E3E3E3"/>
-          <w:bottom w:val="single" w:sz="2" w:space="0" w:color="E3E3E3"/>
-          <w:right w:val="single" w:sz="2" w:space="0" w:color="E3E3E3"/>
-        </w:pBdr>
-        <w:shd w:val="clear" w:color="auto" w:fill="FFFFFF"/>
-        <w:jc w:val="left"/>
-        <w:rPr>
-          <w:rFonts w:ascii="Arial" w:eastAsia="宋体" w:hAnsi="Arial" w:cs="Arial"/>
-          <w:color w:val="1D1D1F"/>
-          <w:kern w:val="0"/>
-          <w:sz w:val="24"/>
-          <w:szCs w:val="24"/>
-        </w:rPr>
-      </w:pPr>
-      <w:r>
-        <w:rPr>
-          <w:rFonts w:ascii="宋体" w:eastAsia="宋体" w:hAnsi="宋体" w:cs="宋体"/>
-          <w:b/>
-          <w:bCs/>
-          <w:color w:val="1D1D1F"/>
-          <w:spacing w:val="-10"/>
-          <w:kern w:val="0"/>
-          <w:sz w:val="24"/>
-          <w:szCs w:val="24"/>
-          <w:bdr w:val="single" w:sz="2" w:space="0" w:color="E3E3E3" w:frame="1"/>
-        </w:rPr>
-        <w:t>question.id</w:t>
-      </w:r>
-      <w:r>
-        <w:rPr>
-          <w:rFonts w:ascii="Arial" w:eastAsia="宋体" w:hAnsi="Arial" w:cs="Arial"/>
-          <w:color w:val="1D1D1F"/>
-          <w:kern w:val="0"/>
-          <w:sz w:val="24"/>
-          <w:szCs w:val="24"/>
-          <w:bdr w:val="single" w:sz="2" w:space="0" w:color="E3E3E3" w:frame="1"/>
-        </w:rPr>
-        <w:t>：生成</w:t>
-      </w:r>
-      <w:r>
-        <w:rPr>
-          <w:rFonts w:ascii="Arial" w:eastAsia="宋体" w:hAnsi="Arial" w:cs="Arial"/>
-          <w:color w:val="1D1D1F"/>
-          <w:kern w:val="0"/>
-          <w:sz w:val="24"/>
-          <w:szCs w:val="24"/>
-          <w:bdr w:val="single" w:sz="2" w:space="0" w:color="E3E3E3" w:frame="1"/>
-        </w:rPr>
-        <w:t xml:space="preserve"> </w:t>
-      </w:r>
-      <w:r>
-        <w:rPr>
-          <w:rFonts w:ascii="Arial" w:eastAsia="宋体" w:hAnsi="Arial" w:cs="Arial"/>
-          <w:b/>
-          <w:bCs/>
-          <w:color w:val="1D1D1F"/>
-          <w:kern w:val="0"/>
-          <w:sz w:val="24"/>
-          <w:szCs w:val="24"/>
-          <w:bdr w:val="single" w:sz="2" w:space="0" w:color="E3E3E3" w:frame="1"/>
-        </w:rPr>
-        <w:t xml:space="preserve">22 </w:t>
-      </w:r>
-      <w:r>
-        <w:rPr>
-          <w:rFonts w:ascii="Arial" w:eastAsia="宋体" w:hAnsi="Arial" w:cs="Arial"/>
-          <w:b/>
-          <w:bCs/>
-          <w:color w:val="1D1D1F"/>
-          <w:kern w:val="0"/>
-          <w:sz w:val="24"/>
-          <w:szCs w:val="24"/>
-          <w:bdr w:val="single" w:sz="2" w:space="0" w:color="E3E3E3" w:frame="1"/>
-        </w:rPr>
-        <w:t>字符小写十六进制字符串</w:t>
-      </w:r>
-      <w:r>
-        <w:rPr>
-          <w:rFonts w:ascii="Arial" w:eastAsia="宋体" w:hAnsi="Arial" w:cs="Arial"/>
-          <w:color w:val="1D1D1F"/>
-          <w:kern w:val="0"/>
-          <w:sz w:val="24"/>
-          <w:szCs w:val="24"/>
-          <w:bdr w:val="single" w:sz="2" w:space="0" w:color="E3E3E3" w:frame="1"/>
-        </w:rPr>
-        <w:t>，格式为</w:t>
-      </w:r>
-      <w:r>
-        <w:rPr>
-          <w:rFonts w:ascii="Arial" w:eastAsia="宋体" w:hAnsi="Arial" w:cs="Arial"/>
-          <w:color w:val="1D1D1F"/>
-          <w:kern w:val="0"/>
-          <w:sz w:val="24"/>
-          <w:szCs w:val="24"/>
-        </w:rPr>
-        <w:br/>
-      </w:r>
-      <w:r>
-        <w:rPr>
-          <w:rFonts w:ascii="宋体" w:eastAsia="宋体" w:hAnsi="宋体" w:cs="宋体"/>
-          <w:color w:val="1D1D1F"/>
-          <w:spacing w:val="-10"/>
-          <w:kern w:val="0"/>
-          <w:sz w:val="24"/>
-          <w:szCs w:val="24"/>
-          <w:bdr w:val="single" w:sz="2" w:space="0" w:color="E3E3E3" w:frame="1"/>
-        </w:rPr>
-        <w:t>&lt;10位</w:t>
-      </w:r>
-      <w:proofErr w:type="gramStart"/>
-      <w:r>
-        <w:rPr>
-          <w:rFonts w:ascii="宋体" w:eastAsia="宋体" w:hAnsi="宋体" w:cs="宋体"/>
-          <w:color w:val="1D1D1F"/>
-          <w:spacing w:val="-10"/>
-          <w:kern w:val="0"/>
-          <w:sz w:val="24"/>
-          <w:szCs w:val="24"/>
-          <w:bdr w:val="single" w:sz="2" w:space="0" w:color="E3E3E3" w:frame="1"/>
-        </w:rPr>
-        <w:t>分钟级</w:t>
-      </w:r>
-      <w:proofErr w:type="gramEnd"/>
-      <w:r>
-        <w:rPr>
-          <w:rFonts w:ascii="宋体" w:eastAsia="宋体" w:hAnsi="宋体" w:cs="宋体"/>
-          <w:color w:val="1D1D1F"/>
-          <w:spacing w:val="-10"/>
-          <w:kern w:val="0"/>
-          <w:sz w:val="24"/>
-          <w:szCs w:val="24"/>
-          <w:bdr w:val="single" w:sz="2" w:space="0" w:color="E3E3E3" w:frame="1"/>
-        </w:rPr>
-        <w:t>Unix时间戳hex&gt;&lt;12位局部唯一随机hex&gt;</w:t>
-      </w:r>
-    </w:p>
-    <w:p>
-      <w:pPr>
-        <w:widowControl/>
-        <w:numPr>
-          <w:ilvl w:val="1"/>
-          <w:numId w:val="1"/>
-        </w:numPr>
-        <w:pBdr>
-          <w:top w:val="single" w:sz="2" w:space="0" w:color="E3E3E3"/>
-          <w:left w:val="single" w:sz="2" w:space="0" w:color="E3E3E3"/>
-          <w:bottom w:val="single" w:sz="2" w:space="0" w:color="E3E3E3"/>
-          <w:right w:val="single" w:sz="2" w:space="0" w:color="E3E3E3"/>
-        </w:pBdr>
-        <w:shd w:val="clear" w:color="auto" w:fill="FFFFFF"/>
-        <w:ind w:left="720"/>
-        <w:jc w:val="left"/>
-        <w:rPr>
-          <w:rFonts w:ascii="Arial" w:eastAsia="宋体" w:hAnsi="Arial" w:cs="Arial"/>
-          <w:color w:val="1D1D1F"/>
-          <w:kern w:val="0"/>
-          <w:sz w:val="24"/>
-          <w:szCs w:val="24"/>
-        </w:rPr>
-      </w:pPr>
-      <w:proofErr w:type="gramStart"/>
-      <w:r>
-        <w:rPr>
-          <w:rFonts w:ascii="Arial" w:eastAsia="宋体" w:hAnsi="Arial" w:cs="Arial"/>
-          <w:b/>
-          <w:bCs/>
-          <w:color w:val="1D1D1F"/>
-          <w:kern w:val="0"/>
-          <w:sz w:val="24"/>
-          <w:szCs w:val="24"/>
-          <w:bdr w:val="single" w:sz="2" w:space="0" w:color="E3E3E3" w:frame="1"/>
-        </w:rPr>
-        <w:lastRenderedPageBreak/>
-        <w:t>分钟级时间戳</w:t>
-      </w:r>
-      <w:proofErr w:type="gramEnd"/>
-      <w:r>
-        <w:rPr>
-          <w:rFonts w:ascii="Arial" w:eastAsia="宋体" w:hAnsi="Arial" w:cs="Arial"/>
-          <w:color w:val="1D1D1F"/>
-          <w:kern w:val="0"/>
-          <w:sz w:val="24"/>
-          <w:szCs w:val="24"/>
-          <w:bdr w:val="single" w:sz="2" w:space="0" w:color="E3E3E3" w:frame="1"/>
-        </w:rPr>
-        <w:t>：</w:t>
-      </w:r>
-      <w:r>
-        <w:rPr>
-          <w:rFonts w:ascii="宋体" w:eastAsia="宋体" w:hAnsi="宋体" w:cs="宋体"/>
-          <w:color w:val="1D1D1F"/>
-          <w:spacing w:val="-10"/>
-          <w:kern w:val="0"/>
-          <w:sz w:val="24"/>
-          <w:szCs w:val="24"/>
-          <w:bdr w:val="single" w:sz="2" w:space="0" w:color="E3E3E3" w:frame="1"/>
-        </w:rPr>
-        <w:t>floor(当前Unix时间 / 60)</w:t>
-      </w:r>
-      <w:r>
-        <w:rPr>
-          <w:rFonts w:ascii="Arial" w:eastAsia="宋体" w:hAnsi="Arial" w:cs="Arial"/>
-          <w:color w:val="1D1D1F"/>
-          <w:kern w:val="0"/>
-          <w:sz w:val="24"/>
-          <w:szCs w:val="24"/>
-          <w:bdr w:val="single" w:sz="2" w:space="0" w:color="E3E3E3" w:frame="1"/>
-        </w:rPr>
-        <w:t>（如</w:t>
-      </w:r>
-      <w:r>
-        <w:rPr>
-          <w:rFonts w:ascii="Arial" w:eastAsia="宋体" w:hAnsi="Arial" w:cs="Arial"/>
-          <w:color w:val="1D1D1F"/>
-          <w:kern w:val="0"/>
-          <w:sz w:val="24"/>
-          <w:szCs w:val="24"/>
-          <w:bdr w:val="single" w:sz="2" w:space="0" w:color="E3E3E3" w:frame="1"/>
-        </w:rPr>
-        <w:t xml:space="preserve"> </w:t>
-      </w:r>
-      <w:r>
-        <w:rPr>
-          <w:rFonts w:ascii="宋体" w:eastAsia="宋体" w:hAnsi="宋体" w:cs="宋体"/>
-          <w:color w:val="1D1D1F"/>
-          <w:spacing w:val="-10"/>
-          <w:kern w:val="0"/>
-          <w:sz w:val="24"/>
-          <w:szCs w:val="24"/>
-          <w:bdr w:val="single" w:sz="2" w:space="0" w:color="E3E3E3" w:frame="1"/>
-        </w:rPr>
-        <w:t>2026-02-01 00:00 UTC</w:t>
-      </w:r>
-      <w:r>
-        <w:rPr>
-          <w:rFonts w:ascii="Arial" w:eastAsia="宋体" w:hAnsi="Arial" w:cs="Arial"/>
-          <w:color w:val="1D1D1F"/>
-          <w:kern w:val="0"/>
-          <w:sz w:val="24"/>
-          <w:szCs w:val="24"/>
-          <w:bdr w:val="single" w:sz="2" w:space="0" w:color="E3E3E3" w:frame="1"/>
-        </w:rPr>
-        <w:t xml:space="preserve"> → </w:t>
-      </w:r>
-      <w:r>
-        <w:rPr>
-          <w:rFonts w:ascii="宋体" w:eastAsia="宋体" w:hAnsi="宋体" w:cs="宋体"/>
-          <w:color w:val="1D1D1F"/>
-          <w:spacing w:val="-10"/>
-          <w:kern w:val="0"/>
-          <w:sz w:val="24"/>
-          <w:szCs w:val="24"/>
-          <w:bdr w:val="single" w:sz="2" w:space="0" w:color="E3E3E3" w:frame="1"/>
-        </w:rPr>
-        <w:t>1769875200</w:t>
-      </w:r>
-      <w:r>
-        <w:rPr>
-          <w:rFonts w:ascii="Arial" w:eastAsia="宋体" w:hAnsi="Arial" w:cs="Arial"/>
-          <w:color w:val="1D1D1F"/>
-          <w:kern w:val="0"/>
-          <w:sz w:val="24"/>
-          <w:szCs w:val="24"/>
-          <w:bdr w:val="single" w:sz="2" w:space="0" w:color="E3E3E3" w:frame="1"/>
-        </w:rPr>
-        <w:t xml:space="preserve"> </w:t>
-      </w:r>
-      <w:r>
-        <w:rPr>
-          <w:rFonts w:ascii="Arial" w:eastAsia="宋体" w:hAnsi="Arial" w:cs="Arial"/>
-          <w:color w:val="1D1D1F"/>
-          <w:kern w:val="0"/>
-          <w:sz w:val="24"/>
-          <w:szCs w:val="24"/>
-          <w:bdr w:val="single" w:sz="2" w:space="0" w:color="E3E3E3" w:frame="1"/>
-        </w:rPr>
-        <w:t>秒</w:t>
-      </w:r>
-      <w:r>
-        <w:rPr>
-          <w:rFonts w:ascii="Arial" w:eastAsia="宋体" w:hAnsi="Arial" w:cs="Arial"/>
-          <w:color w:val="1D1D1F"/>
-          <w:kern w:val="0"/>
-          <w:sz w:val="24"/>
-          <w:szCs w:val="24"/>
-          <w:bdr w:val="single" w:sz="2" w:space="0" w:color="E3E3E3" w:frame="1"/>
-        </w:rPr>
-        <w:t xml:space="preserve"> → </w:t>
-      </w:r>
-      <w:r>
-        <w:rPr>
-          <w:rFonts w:ascii="宋体" w:eastAsia="宋体" w:hAnsi="宋体" w:cs="宋体"/>
-          <w:color w:val="1D1D1F"/>
-          <w:spacing w:val="-10"/>
-          <w:kern w:val="0"/>
-          <w:sz w:val="24"/>
-          <w:szCs w:val="24"/>
-          <w:bdr w:val="single" w:sz="2" w:space="0" w:color="E3E3E3" w:frame="1"/>
-        </w:rPr>
-        <w:t>/60</w:t>
-      </w:r>
-      <w:r>
-        <w:rPr>
-          <w:rFonts w:ascii="Arial" w:eastAsia="宋体" w:hAnsi="Arial" w:cs="Arial"/>
-          <w:color w:val="1D1D1F"/>
-          <w:kern w:val="0"/>
-          <w:sz w:val="24"/>
-          <w:szCs w:val="24"/>
-          <w:bdr w:val="single" w:sz="2" w:space="0" w:color="E3E3E3" w:frame="1"/>
-        </w:rPr>
-        <w:t xml:space="preserve"> = </w:t>
-      </w:r>
-      <w:r>
-        <w:rPr>
-          <w:rFonts w:ascii="宋体" w:eastAsia="宋体" w:hAnsi="宋体" w:cs="宋体"/>
-          <w:color w:val="1D1D1F"/>
-          <w:spacing w:val="-10"/>
-          <w:kern w:val="0"/>
-          <w:sz w:val="24"/>
-          <w:szCs w:val="24"/>
-          <w:bdr w:val="single" w:sz="2" w:space="0" w:color="E3E3E3" w:frame="1"/>
-        </w:rPr>
-        <w:t>29497920</w:t>
-      </w:r>
-      <w:r>
-        <w:rPr>
-          <w:rFonts w:ascii="Arial" w:eastAsia="宋体" w:hAnsi="Arial" w:cs="Arial"/>
-          <w:color w:val="1D1D1F"/>
-          <w:kern w:val="0"/>
-          <w:sz w:val="24"/>
-          <w:szCs w:val="24"/>
-          <w:bdr w:val="single" w:sz="2" w:space="0" w:color="E3E3E3" w:frame="1"/>
-        </w:rPr>
-        <w:t xml:space="preserve"> </w:t>
-      </w:r>
-      <w:r>
-        <w:rPr>
-          <w:rFonts w:ascii="Arial" w:eastAsia="宋体" w:hAnsi="Arial" w:cs="Arial"/>
-          <w:color w:val="1D1D1F"/>
-          <w:kern w:val="0"/>
-          <w:sz w:val="24"/>
-          <w:szCs w:val="24"/>
-          <w:bdr w:val="single" w:sz="2" w:space="0" w:color="E3E3E3" w:frame="1"/>
-        </w:rPr>
-        <w:t>分钟</w:t>
-      </w:r>
-      <w:r>
-        <w:rPr>
-          <w:rFonts w:ascii="Arial" w:eastAsia="宋体" w:hAnsi="Arial" w:cs="Arial"/>
-          <w:color w:val="1D1D1F"/>
-          <w:kern w:val="0"/>
-          <w:sz w:val="24"/>
-          <w:szCs w:val="24"/>
-          <w:bdr w:val="single" w:sz="2" w:space="0" w:color="E3E3E3" w:frame="1"/>
-        </w:rPr>
-        <w:t xml:space="preserve"> → hex </w:t>
-      </w:r>
-      <w:r>
-        <w:rPr>
-          <w:rFonts w:ascii="宋体" w:eastAsia="宋体" w:hAnsi="宋体" w:cs="宋体"/>
-          <w:color w:val="1D1D1F"/>
-          <w:spacing w:val="-10"/>
-          <w:kern w:val="0"/>
-          <w:sz w:val="24"/>
-          <w:szCs w:val="24"/>
-          <w:bdr w:val="single" w:sz="2" w:space="0" w:color="E3E3E3" w:frame="1"/>
-        </w:rPr>
-        <w:t>1c2a3b4c0</w:t>
-      </w:r>
-      <w:r>
-        <w:rPr>
-          <w:rFonts w:ascii="Arial" w:eastAsia="宋体" w:hAnsi="Arial" w:cs="Arial"/>
-          <w:color w:val="1D1D1F"/>
-          <w:kern w:val="0"/>
-          <w:sz w:val="24"/>
-          <w:szCs w:val="24"/>
-          <w:bdr w:val="single" w:sz="2" w:space="0" w:color="E3E3E3" w:frame="1"/>
-        </w:rPr>
-        <w:t xml:space="preserve"> → </w:t>
-      </w:r>
-      <w:r>
-        <w:rPr>
-          <w:rFonts w:ascii="Arial" w:eastAsia="宋体" w:hAnsi="Arial" w:cs="Arial"/>
-          <w:b/>
-          <w:bCs/>
-          <w:color w:val="1D1D1F"/>
-          <w:kern w:val="0"/>
-          <w:sz w:val="24"/>
-          <w:szCs w:val="24"/>
-          <w:bdr w:val="single" w:sz="2" w:space="0" w:color="E3E3E3" w:frame="1"/>
-        </w:rPr>
-        <w:t>左补零至</w:t>
-      </w:r>
-      <w:r>
-        <w:rPr>
-          <w:rFonts w:ascii="Arial" w:eastAsia="宋体" w:hAnsi="Arial" w:cs="Arial"/>
-          <w:b/>
-          <w:bCs/>
-          <w:color w:val="1D1D1F"/>
-          <w:kern w:val="0"/>
-          <w:sz w:val="24"/>
-          <w:szCs w:val="24"/>
-          <w:bdr w:val="single" w:sz="2" w:space="0" w:color="E3E3E3" w:frame="1"/>
-        </w:rPr>
-        <w:t>10</w:t>
-      </w:r>
-      <w:r>
-        <w:rPr>
-          <w:rFonts w:ascii="Arial" w:eastAsia="宋体" w:hAnsi="Arial" w:cs="Arial"/>
-          <w:b/>
-          <w:bCs/>
-          <w:color w:val="1D1D1F"/>
-          <w:kern w:val="0"/>
-          <w:sz w:val="24"/>
-          <w:szCs w:val="24"/>
-          <w:bdr w:val="single" w:sz="2" w:space="0" w:color="E3E3E3" w:frame="1"/>
-        </w:rPr>
-        <w:t>位</w:t>
-      </w:r>
-      <w:r>
-        <w:rPr>
-          <w:rFonts w:ascii="Arial" w:eastAsia="宋体" w:hAnsi="Arial" w:cs="Arial"/>
-          <w:color w:val="1D1D1F"/>
-          <w:kern w:val="0"/>
-          <w:sz w:val="24"/>
-          <w:szCs w:val="24"/>
-          <w:bdr w:val="single" w:sz="2" w:space="0" w:color="E3E3E3" w:frame="1"/>
-        </w:rPr>
-        <w:t>：</w:t>
-      </w:r>
-      <w:r>
-        <w:rPr>
-          <w:rFonts w:ascii="宋体" w:eastAsia="宋体" w:hAnsi="宋体" w:cs="宋体"/>
-          <w:color w:val="1D1D1F"/>
-          <w:spacing w:val="-10"/>
-          <w:kern w:val="0"/>
-          <w:sz w:val="24"/>
-          <w:szCs w:val="24"/>
-          <w:bdr w:val="single" w:sz="2" w:space="0" w:color="E3E3E3" w:frame="1"/>
-        </w:rPr>
-        <w:t>01c2a3b4c0</w:t>
-      </w:r>
-      <w:r>
-        <w:rPr>
-          <w:rFonts w:ascii="Arial" w:eastAsia="宋体" w:hAnsi="Arial" w:cs="Arial"/>
-          <w:color w:val="1D1D1F"/>
-          <w:kern w:val="0"/>
-          <w:sz w:val="24"/>
-          <w:szCs w:val="24"/>
-          <w:bdr w:val="single" w:sz="2" w:space="0" w:color="E3E3E3" w:frame="1"/>
-        </w:rPr>
-        <w:t>）</w:t>
-      </w:r>
-    </w:p>
-    <w:p>
-      <w:pPr>
-        <w:widowControl/>
-        <w:numPr>
-          <w:ilvl w:val="1"/>
-          <w:numId w:val="1"/>
-        </w:numPr>
-        <w:pBdr>
-          <w:top w:val="single" w:sz="2" w:space="0" w:color="E3E3E3"/>
-          <w:left w:val="single" w:sz="2" w:space="0" w:color="E3E3E3"/>
-          <w:bottom w:val="single" w:sz="2" w:space="0" w:color="E3E3E3"/>
-          <w:right w:val="single" w:sz="2" w:space="0" w:color="E3E3E3"/>
-        </w:pBdr>
-        <w:shd w:val="clear" w:color="auto" w:fill="FFFFFF"/>
-        <w:ind w:left="720"/>
-        <w:jc w:val="left"/>
-        <w:rPr>
-          <w:rFonts w:ascii="Arial" w:eastAsia="宋体" w:hAnsi="Arial" w:cs="Arial"/>
-          <w:color w:val="1D1D1F"/>
-          <w:kern w:val="0"/>
-          <w:sz w:val="24"/>
-          <w:szCs w:val="24"/>
-        </w:rPr>
-      </w:pPr>
-      <w:r>
-        <w:rPr>
-          <w:rFonts w:ascii="Arial" w:eastAsia="宋体" w:hAnsi="Arial" w:cs="Arial"/>
-          <w:b/>
-          <w:bCs/>
-          <w:color w:val="1D1D1F"/>
-          <w:kern w:val="0"/>
-          <w:sz w:val="24"/>
-          <w:szCs w:val="24"/>
-          <w:bdr w:val="single" w:sz="2" w:space="0" w:color="E3E3E3" w:frame="1"/>
-        </w:rPr>
-        <w:t>随机部分</w:t>
-      </w:r>
-      <w:r>
-        <w:rPr>
-          <w:rFonts w:ascii="Arial" w:eastAsia="宋体" w:hAnsi="Arial" w:cs="Arial"/>
-          <w:color w:val="1D1D1F"/>
-          <w:kern w:val="0"/>
-          <w:sz w:val="24"/>
-          <w:szCs w:val="24"/>
-          <w:bdr w:val="single" w:sz="2" w:space="0" w:color="E3E3E3" w:frame="1"/>
-        </w:rPr>
-        <w:t>：</w:t>
-      </w:r>
-      <w:r>
-        <w:rPr>
-          <w:rFonts w:ascii="Arial" w:eastAsia="宋体" w:hAnsi="Arial" w:cs="Arial"/>
-          <w:color w:val="1D1D1F"/>
-          <w:kern w:val="0"/>
-          <w:sz w:val="24"/>
-          <w:szCs w:val="24"/>
-          <w:bdr w:val="single" w:sz="2" w:space="0" w:color="E3E3E3" w:frame="1"/>
-        </w:rPr>
-        <w:t xml:space="preserve">6 </w:t>
-      </w:r>
-      <w:r>
-        <w:rPr>
-          <w:rFonts w:ascii="Arial" w:eastAsia="宋体" w:hAnsi="Arial" w:cs="Arial"/>
-          <w:color w:val="1D1D1F"/>
-          <w:kern w:val="0"/>
-          <w:sz w:val="24"/>
-          <w:szCs w:val="24"/>
-          <w:bdr w:val="single" w:sz="2" w:space="0" w:color="E3E3E3" w:frame="1"/>
-        </w:rPr>
-        <w:t>字节（</w:t>
-      </w:r>
-      <w:r>
-        <w:rPr>
-          <w:rFonts w:ascii="Arial" w:eastAsia="宋体" w:hAnsi="Arial" w:cs="Arial"/>
-          <w:color w:val="1D1D1F"/>
-          <w:kern w:val="0"/>
-          <w:sz w:val="24"/>
-          <w:szCs w:val="24"/>
-          <w:bdr w:val="single" w:sz="2" w:space="0" w:color="E3E3E3" w:frame="1"/>
-        </w:rPr>
-        <w:t xml:space="preserve">48 </w:t>
-      </w:r>
-      <w:r>
-        <w:rPr>
-          <w:rFonts w:ascii="Arial" w:eastAsia="宋体" w:hAnsi="Arial" w:cs="Arial"/>
-          <w:color w:val="1D1D1F"/>
-          <w:kern w:val="0"/>
-          <w:sz w:val="24"/>
-          <w:szCs w:val="24"/>
-          <w:bdr w:val="single" w:sz="2" w:space="0" w:color="E3E3E3" w:frame="1"/>
-        </w:rPr>
-        <w:t>位）强随机数，转为</w:t>
-      </w:r>
-      <w:r>
-        <w:rPr>
-          <w:rFonts w:ascii="Arial" w:eastAsia="宋体" w:hAnsi="Arial" w:cs="Arial"/>
-          <w:color w:val="1D1D1F"/>
-          <w:kern w:val="0"/>
-          <w:sz w:val="24"/>
-          <w:szCs w:val="24"/>
-          <w:bdr w:val="single" w:sz="2" w:space="0" w:color="E3E3E3" w:frame="1"/>
-        </w:rPr>
-        <w:t xml:space="preserve"> 12 </w:t>
-      </w:r>
-      <w:r>
-        <w:rPr>
-          <w:rFonts w:ascii="Arial" w:eastAsia="宋体" w:hAnsi="Arial" w:cs="Arial"/>
-          <w:color w:val="1D1D1F"/>
-          <w:kern w:val="0"/>
-          <w:sz w:val="24"/>
-          <w:szCs w:val="24"/>
-          <w:bdr w:val="single" w:sz="2" w:space="0" w:color="E3E3E3" w:frame="1"/>
-        </w:rPr>
-        <w:t>位小写</w:t>
-      </w:r>
-      <w:r>
-        <w:rPr>
-          <w:rFonts w:ascii="Arial" w:eastAsia="宋体" w:hAnsi="Arial" w:cs="Arial"/>
-          <w:color w:val="1D1D1F"/>
-          <w:kern w:val="0"/>
-          <w:sz w:val="24"/>
-          <w:szCs w:val="24"/>
-          <w:bdr w:val="single" w:sz="2" w:space="0" w:color="E3E3E3" w:frame="1"/>
-        </w:rPr>
-        <w:t xml:space="preserve"> hex</w:t>
-      </w:r>
-      <w:r>
-        <w:rPr>
-          <w:rFonts w:ascii="Arial" w:eastAsia="宋体" w:hAnsi="Arial" w:cs="Arial"/>
-          <w:color w:val="1D1D1F"/>
-          <w:kern w:val="0"/>
-          <w:sz w:val="24"/>
-          <w:szCs w:val="24"/>
-          <w:bdr w:val="single" w:sz="2" w:space="0" w:color="E3E3E3" w:frame="1"/>
-        </w:rPr>
-        <w:t>。</w:t>
-      </w:r>
-      <w:r>
-        <w:rPr>
-          <w:rFonts w:ascii="Arial" w:eastAsia="宋体" w:hAnsi="Arial" w:cs="Arial"/>
-          <w:b/>
-          <w:bCs/>
-          <w:color w:val="1D1D1F"/>
-          <w:kern w:val="0"/>
-          <w:sz w:val="24"/>
-          <w:szCs w:val="24"/>
-          <w:bdr w:val="single" w:sz="2" w:space="0" w:color="E3E3E3" w:frame="1"/>
-        </w:rPr>
-        <w:t>只需保证同一批次（同一章节）内唯一</w:t>
-      </w:r>
-      <w:r>
-        <w:rPr>
-          <w:rFonts w:ascii="Arial" w:eastAsia="宋体" w:hAnsi="Arial" w:cs="Arial"/>
-          <w:color w:val="1D1D1F"/>
-          <w:kern w:val="0"/>
-          <w:sz w:val="24"/>
-          <w:szCs w:val="24"/>
-          <w:bdr w:val="single" w:sz="2" w:space="0" w:color="E3E3E3" w:frame="1"/>
-        </w:rPr>
-        <w:t>。</w:t>
-      </w:r>
-    </w:p>
-    <w:p>
-      <w:pPr>
-        <w:widowControl/>
-        <w:numPr>
-          <w:ilvl w:val="1"/>
-          <w:numId w:val="1"/>
-        </w:numPr>
-        <w:pBdr>
-          <w:top w:val="single" w:sz="2" w:space="0" w:color="E3E3E3"/>
-          <w:left w:val="single" w:sz="2" w:space="0" w:color="E3E3E3"/>
-          <w:bottom w:val="single" w:sz="2" w:space="0" w:color="E3E3E3"/>
-          <w:right w:val="single" w:sz="2" w:space="0" w:color="E3E3E3"/>
-        </w:pBdr>
-        <w:shd w:val="clear" w:color="auto" w:fill="FFFFFF"/>
-        <w:ind w:left="720"/>
-        <w:jc w:val="left"/>
-        <w:rPr>
-          <w:rFonts w:ascii="Arial" w:eastAsia="宋体" w:hAnsi="Arial" w:cs="Arial"/>
-          <w:color w:val="1D1D1F"/>
-          <w:kern w:val="0"/>
-          <w:sz w:val="24"/>
-          <w:szCs w:val="24"/>
-        </w:rPr>
-      </w:pPr>
-      <w:r>
-        <w:rPr>
-          <w:rFonts w:ascii="Arial" w:eastAsia="宋体" w:hAnsi="Arial" w:cs="Arial"/>
-          <w:b/>
-          <w:bCs/>
-          <w:color w:val="1D1D1F"/>
-          <w:kern w:val="0"/>
-          <w:sz w:val="24"/>
-          <w:szCs w:val="24"/>
-          <w:bdr w:val="single" w:sz="2" w:space="0" w:color="E3E3E3" w:frame="1"/>
-        </w:rPr>
-        <w:t>总长度</w:t>
-      </w:r>
-      <w:r>
-        <w:rPr>
-          <w:rFonts w:ascii="Arial" w:eastAsia="宋体" w:hAnsi="Arial" w:cs="Arial"/>
-          <w:color w:val="1D1D1F"/>
-          <w:kern w:val="0"/>
-          <w:sz w:val="24"/>
-          <w:szCs w:val="24"/>
-          <w:bdr w:val="single" w:sz="2" w:space="0" w:color="E3E3E3" w:frame="1"/>
-        </w:rPr>
-        <w:t>：</w:t>
-      </w:r>
-      <w:r>
-        <w:rPr>
-          <w:rFonts w:ascii="Arial" w:eastAsia="宋体" w:hAnsi="Arial" w:cs="Arial"/>
-          <w:color w:val="1D1D1F"/>
-          <w:kern w:val="0"/>
-          <w:sz w:val="24"/>
-          <w:szCs w:val="24"/>
-          <w:bdr w:val="single" w:sz="2" w:space="0" w:color="E3E3E3" w:frame="1"/>
-        </w:rPr>
-        <w:t xml:space="preserve">10 + 12 = </w:t>
-      </w:r>
-      <w:r>
-        <w:rPr>
-          <w:rFonts w:ascii="Arial" w:eastAsia="宋体" w:hAnsi="Arial" w:cs="Arial"/>
-          <w:b/>
-          <w:bCs/>
-          <w:color w:val="1D1D1F"/>
-          <w:kern w:val="0"/>
-          <w:sz w:val="24"/>
-          <w:szCs w:val="24"/>
-          <w:bdr w:val="single" w:sz="2" w:space="0" w:color="E3E3E3" w:frame="1"/>
-        </w:rPr>
-        <w:t xml:space="preserve">22 </w:t>
-      </w:r>
-      <w:r>
-        <w:rPr>
-          <w:rFonts w:ascii="Arial" w:eastAsia="宋体" w:hAnsi="Arial" w:cs="Arial"/>
-          <w:b/>
-          <w:bCs/>
-          <w:color w:val="1D1D1F"/>
-          <w:kern w:val="0"/>
-          <w:sz w:val="24"/>
-          <w:szCs w:val="24"/>
-          <w:bdr w:val="single" w:sz="2" w:space="0" w:color="E3E3E3" w:frame="1"/>
-        </w:rPr>
-        <w:t>字符</w:t>
-      </w:r>
-    </w:p>
-    <w:p>
-      <w:pPr>
-        <w:widowControl/>
-        <w:numPr>
-          <w:ilvl w:val="1"/>
-          <w:numId w:val="1"/>
-        </w:numPr>
-        <w:pBdr>
-          <w:top w:val="single" w:sz="2" w:space="0" w:color="E3E3E3"/>
-          <w:left w:val="single" w:sz="2" w:space="0" w:color="E3E3E3"/>
-          <w:bottom w:val="single" w:sz="2" w:space="0" w:color="E3E3E3"/>
-          <w:right w:val="single" w:sz="2" w:space="0" w:color="E3E3E3"/>
-        </w:pBdr>
-        <w:shd w:val="clear" w:color="auto" w:fill="FFFFFF"/>
-        <w:ind w:left="720"/>
-        <w:jc w:val="left"/>
-        <w:rPr>
-          <w:rFonts w:ascii="Arial" w:eastAsia="宋体" w:hAnsi="Arial" w:cs="Arial"/>
-          <w:color w:val="1D1D1F"/>
-          <w:kern w:val="0"/>
-          <w:sz w:val="24"/>
-          <w:szCs w:val="24"/>
-        </w:rPr>
-      </w:pPr>
-      <w:r>
-        <w:rPr>
-          <w:rFonts w:ascii="Arial" w:eastAsia="宋体" w:hAnsi="Arial" w:cs="Arial" w:hint="eastAsia"/>
-          <w:color w:val="1D1D1F"/>
-          <w:kern w:val="0"/>
-          <w:sz w:val="24"/>
-          <w:szCs w:val="24"/>
-        </w:rPr>
-        <w:t>必须要确保不重复审查</w:t>
-      </w:r>
-      <w:bookmarkStart w:id="0" w:name="_GoBack"/>
-      <w:bookmarkEnd w:id="0"/>
-    </w:p>
-    <w:p>
-      <w:pPr>
-        <w:widowControl/>
-        <w:numPr>
-          <w:ilvl w:val="1"/>
-          <w:numId w:val="1"/>
-        </w:numPr>
-        <w:pBdr>
-          <w:top w:val="single" w:sz="2" w:space="0" w:color="E3E3E3"/>
-          <w:left w:val="single" w:sz="2" w:space="0" w:color="E3E3E3"/>
-          <w:bottom w:val="single" w:sz="2" w:space="0" w:color="E3E3E3"/>
-          <w:right w:val="single" w:sz="2" w:space="0" w:color="E3E3E3"/>
-        </w:pBdr>
-        <w:shd w:val="clear" w:color="auto" w:fill="FFFFFF"/>
-        <w:ind w:left="720"/>
-        <w:jc w:val="left"/>
-        <w:rPr>
-          <w:rFonts w:ascii="Arial" w:eastAsia="宋体" w:hAnsi="Arial" w:cs="Arial"/>
-          <w:color w:val="1D1D1F"/>
-          <w:kern w:val="0"/>
-          <w:sz w:val="24"/>
-          <w:szCs w:val="24"/>
-        </w:rPr>
-      </w:pPr>
-      <w:r>
-        <w:rPr>
-          <w:rFonts w:ascii="Arial" w:eastAsia="宋体" w:hAnsi="Arial" w:cs="Arial"/>
-          <w:b/>
-          <w:bCs/>
-          <w:color w:val="1D1D1F"/>
-          <w:kern w:val="0"/>
-          <w:sz w:val="24"/>
-          <w:szCs w:val="24"/>
-          <w:bdr w:val="single" w:sz="2" w:space="0" w:color="E3E3E3" w:frame="1"/>
-        </w:rPr>
-        <w:t>优势</w:t>
-      </w:r>
-      <w:r>
-        <w:rPr>
-          <w:rFonts w:ascii="Arial" w:eastAsia="宋体" w:hAnsi="Arial" w:cs="Arial"/>
-          <w:color w:val="1D1D1F"/>
-          <w:kern w:val="0"/>
-          <w:sz w:val="24"/>
-          <w:szCs w:val="24"/>
-          <w:bdr w:val="single" w:sz="2" w:space="0" w:color="E3E3E3" w:frame="1"/>
-        </w:rPr>
-        <w:t>：</w:t>
-      </w:r>
-      <w:r>
-        <w:rPr>
-          <w:rFonts w:ascii="Arial" w:eastAsia="宋体" w:hAnsi="Arial" w:cs="Arial"/>
-          <w:color w:val="1D1D1F"/>
-          <w:kern w:val="0"/>
-          <w:sz w:val="24"/>
-          <w:szCs w:val="24"/>
-        </w:rPr>
-        <w:br/>
-      </w:r>
-      <w:r>
-        <w:rPr>
-          <w:rFonts w:ascii="Segoe UI Emoji" w:eastAsia="宋体" w:hAnsi="Segoe UI Emoji" w:cs="Segoe UI Emoji"/>
-          <w:color w:val="1D1D1F"/>
-          <w:kern w:val="0"/>
-          <w:sz w:val="24"/>
-          <w:szCs w:val="24"/>
-          <w:bdr w:val="single" w:sz="2" w:space="0" w:color="E3E3E3" w:frame="1"/>
-        </w:rPr>
-        <w:t>✅</w:t>
-      </w:r>
-      <w:r>
-        <w:rPr>
-          <w:rFonts w:ascii="Arial" w:eastAsia="宋体" w:hAnsi="Arial" w:cs="Arial"/>
-          <w:color w:val="1D1D1F"/>
-          <w:kern w:val="0"/>
-          <w:sz w:val="24"/>
-          <w:szCs w:val="24"/>
-          <w:bdr w:val="single" w:sz="2" w:space="0" w:color="E3E3E3" w:frame="1"/>
-        </w:rPr>
-        <w:t xml:space="preserve"> </w:t>
-      </w:r>
-      <w:r>
-        <w:rPr>
-          <w:rFonts w:ascii="Arial" w:eastAsia="宋体" w:hAnsi="Arial" w:cs="Arial"/>
-          <w:color w:val="1D1D1F"/>
-          <w:kern w:val="0"/>
-          <w:sz w:val="24"/>
-          <w:szCs w:val="24"/>
-          <w:bdr w:val="single" w:sz="2" w:space="0" w:color="E3E3E3" w:frame="1"/>
-        </w:rPr>
-        <w:t>短小精悍，节省存储</w:t>
-      </w:r>
-      <w:r>
-        <w:rPr>
-          <w:rFonts w:ascii="Arial" w:eastAsia="宋体" w:hAnsi="Arial" w:cs="Arial"/>
-          <w:color w:val="1D1D1F"/>
-          <w:kern w:val="0"/>
-          <w:sz w:val="24"/>
-          <w:szCs w:val="24"/>
-        </w:rPr>
-        <w:br/>
-      </w:r>
-      <w:r>
-        <w:rPr>
-          <w:rFonts w:ascii="Segoe UI Emoji" w:eastAsia="宋体" w:hAnsi="Segoe UI Emoji" w:cs="Segoe UI Emoji"/>
-          <w:color w:val="1D1D1F"/>
-          <w:kern w:val="0"/>
-          <w:sz w:val="24"/>
-          <w:szCs w:val="24"/>
-          <w:bdr w:val="single" w:sz="2" w:space="0" w:color="E3E3E3" w:frame="1"/>
-        </w:rPr>
-        <w:t>✅</w:t>
-      </w:r>
-      <w:r>
-        <w:rPr>
-          <w:rFonts w:ascii="Arial" w:eastAsia="宋体" w:hAnsi="Arial" w:cs="Arial"/>
-          <w:color w:val="1D1D1F"/>
-          <w:kern w:val="0"/>
-          <w:sz w:val="24"/>
-          <w:szCs w:val="24"/>
-          <w:bdr w:val="single" w:sz="2" w:space="0" w:color="E3E3E3" w:frame="1"/>
-        </w:rPr>
-        <w:t xml:space="preserve"> </w:t>
-      </w:r>
-      <w:r>
-        <w:rPr>
-          <w:rFonts w:ascii="Arial" w:eastAsia="宋体" w:hAnsi="Arial" w:cs="Arial"/>
-          <w:color w:val="1D1D1F"/>
-          <w:kern w:val="0"/>
-          <w:sz w:val="24"/>
-          <w:szCs w:val="24"/>
-          <w:bdr w:val="single" w:sz="2" w:space="0" w:color="E3E3E3" w:frame="1"/>
-        </w:rPr>
-        <w:t>时间精度满足</w:t>
-      </w:r>
-      <w:r>
-        <w:rPr>
-          <w:rFonts w:ascii="Arial" w:eastAsia="宋体" w:hAnsi="Arial" w:cs="Arial"/>
-          <w:color w:val="1D1D1F"/>
-          <w:kern w:val="0"/>
-          <w:sz w:val="24"/>
-          <w:szCs w:val="24"/>
-          <w:bdr w:val="single" w:sz="2" w:space="0" w:color="E3E3E3" w:frame="1"/>
-        </w:rPr>
-        <w:t>“</w:t>
-      </w:r>
-      <w:r>
-        <w:rPr>
-          <w:rFonts w:ascii="Arial" w:eastAsia="宋体" w:hAnsi="Arial" w:cs="Arial"/>
-          <w:color w:val="1D1D1F"/>
-          <w:kern w:val="0"/>
-          <w:sz w:val="24"/>
-          <w:szCs w:val="24"/>
-          <w:bdr w:val="single" w:sz="2" w:space="0" w:color="E3E3E3" w:frame="1"/>
-        </w:rPr>
-        <w:t>近期无大量记录</w:t>
-      </w:r>
-      <w:r>
-        <w:rPr>
-          <w:rFonts w:ascii="Arial" w:eastAsia="宋体" w:hAnsi="Arial" w:cs="Arial"/>
-          <w:color w:val="1D1D1F"/>
-          <w:kern w:val="0"/>
-          <w:sz w:val="24"/>
-          <w:szCs w:val="24"/>
-          <w:bdr w:val="single" w:sz="2" w:space="0" w:color="E3E3E3" w:frame="1"/>
-        </w:rPr>
-        <w:t>”</w:t>
-      </w:r>
-      <w:r>
-        <w:rPr>
-          <w:rFonts w:ascii="Arial" w:eastAsia="宋体" w:hAnsi="Arial" w:cs="Arial"/>
-          <w:color w:val="1D1D1F"/>
-          <w:kern w:val="0"/>
-          <w:sz w:val="24"/>
-          <w:szCs w:val="24"/>
-          <w:bdr w:val="single" w:sz="2" w:space="0" w:color="E3E3E3" w:frame="1"/>
-        </w:rPr>
-        <w:t>场景</w:t>
-      </w:r>
-      <w:r>
-        <w:rPr>
-          <w:rFonts w:ascii="Arial" w:eastAsia="宋体" w:hAnsi="Arial" w:cs="Arial"/>
-          <w:color w:val="1D1D1F"/>
-          <w:kern w:val="0"/>
-          <w:sz w:val="24"/>
-          <w:szCs w:val="24"/>
-        </w:rPr>
-        <w:br/>
-      </w:r>
-      <w:r>
-        <w:rPr>
-          <w:rFonts w:ascii="Segoe UI Emoji" w:eastAsia="宋体" w:hAnsi="Segoe UI Emoji" w:cs="Segoe UI Emoji"/>
-          <w:color w:val="1D1D1F"/>
-          <w:kern w:val="0"/>
-          <w:sz w:val="24"/>
-          <w:szCs w:val="24"/>
-          <w:bdr w:val="single" w:sz="2" w:space="0" w:color="E3E3E3" w:frame="1"/>
-        </w:rPr>
-        <w:t>✅</w:t>
-      </w:r>
-      <w:r>
-        <w:rPr>
-          <w:rFonts w:ascii="Arial" w:eastAsia="宋体" w:hAnsi="Arial" w:cs="Arial"/>
-          <w:color w:val="1D1D1F"/>
-          <w:kern w:val="0"/>
-          <w:sz w:val="24"/>
-          <w:szCs w:val="24"/>
-          <w:bdr w:val="single" w:sz="2" w:space="0" w:color="E3E3E3" w:frame="1"/>
-        </w:rPr>
-        <w:t xml:space="preserve"> </w:t>
-      </w:r>
-      <w:r>
-        <w:rPr>
-          <w:rFonts w:ascii="Arial" w:eastAsia="宋体" w:hAnsi="Arial" w:cs="Arial"/>
-          <w:color w:val="1D1D1F"/>
-          <w:kern w:val="0"/>
-          <w:sz w:val="24"/>
-          <w:szCs w:val="24"/>
-          <w:bdr w:val="single" w:sz="2" w:space="0" w:color="E3E3E3" w:frame="1"/>
-        </w:rPr>
-        <w:t>同章节内绝对唯一</w:t>
-      </w:r>
-    </w:p>
-    <w:p>
-      <w:r>
-        <w:t xml:space="preserve">### </w:t>
+      <w:r>
+        <w:t>**</w:t>
       </w:r>
       <w:r>
         <w:rPr>
@@ -1245,9 +257,46 @@
         <w:t>▶</w:t>
       </w:r>
       <w:r>
-        <w:t xml:space="preserve"> LaTeX 转义规则（关键！）</w:t>
-      </w:r>
-    </w:p>
+        <w:t xml:space="preserve"> ID 使用规则（更新）**</w:t>
+      </w:r>
+    </w:p>
+    <w:p>
+      <w:r>
+        <w:t>- **question.id**：**由您提供</w:t>
+      </w:r>
+      <w:r>
+        <w:t xml:space="preserve"> </w:t>
+      </w:r>
+      <w:r>
+        <w:t>**</w:t>
+      </w:r>
+    </w:p>
+    <w:p>
+      <w:r>
+        <w:t>- AI 不再自行生成 ID，必须使用您提供的 ID 值</w:t>
+      </w:r>
+    </w:p>
+    <w:p>
+      <w:r>
+        <w:t>- 如果未提供 ID 值，AI 将不生成任何 INSERT 语句</w:t>
+      </w:r>
+    </w:p>
+    <w:p/>
+    <w:p>
+      <w:r>
+        <w:t>**</w:t>
+      </w:r>
+      <w:r>
+        <w:rPr>
+          <w:rFonts w:ascii="Segoe UI Emoji" w:hAnsi="Segoe UI Emoji" w:cs="Segoe UI Emoji"/>
+        </w:rPr>
+        <w:t>▶</w:t>
+      </w:r>
+      <w:r>
+        <w:t xml:space="preserve"> LaTeX 转义规则（关键！）**</w:t>
+      </w:r>
+    </w:p>
+    <w:p/>
     <w:p>
       <w:r>
         <w:t>| 字段类型 | LaTeX 转义要求 | 示例 |</w:t>
@@ -1352,23 +401,29 @@
         <w:t>✅</w:t>
       </w:r>
       <w:r>
-        <w:t xml:space="preserve"> **特别说明**：  </w:t>
-      </w:r>
-    </w:p>
-    <w:p>
-      <w:r>
-        <w:t xml:space="preserve">&gt; - 你的 `explanation` 字段是 `VARCHAR`，**LaTeX 公式中的 `\` 不需要任何转义**。  </w:t>
+        <w:t xml:space="preserve"> **特别说明**：</w:t>
+      </w:r>
+    </w:p>
+    <w:p>
+      <w:r>
+        <w:t>&gt; - 你的 `explanation` 字段是 `VARCHAR`，**LaTeX 公式中的 `\` 不需要任何转义**。</w:t>
       </w:r>
     </w:p>
     <w:p>
       <w:r>
         <w:t>&gt; - 只有在 `JSON` 类型字段中才需要 `\\\\`。</w:t>
       </w:r>
-    </w:p>
-    <w:p/>
-    <w:p>
-      <w:r>
-        <w:t xml:space="preserve">### </w:t>
+      <w:r>
+        <w:rPr>
+          <w:rFonts w:hint="eastAsia"/>
+        </w:rPr>
+        <w:t>而且Latex需要$包围</w:t>
+      </w:r>
+    </w:p>
+    <w:p/>
+    <w:p>
+      <w:r>
+        <w:t>**</w:t>
       </w:r>
       <w:r>
         <w:rPr>
@@ -1377,9 +432,10 @@
         <w:t>▶</w:t>
       </w:r>
       <w:r>
-        <w:t xml:space="preserve"> 内容转录</w:t>
-      </w:r>
-    </w:p>
+        <w:t xml:space="preserve"> 内容转录**</w:t>
+      </w:r>
+    </w:p>
+    <w:p/>
     <w:p>
       <w:r>
         <w:t>- **题干（title）**：</w:t>
@@ -1434,7 +490,7 @@
     <w:p/>
     <w:p>
       <w:r>
-        <w:t xml:space="preserve">### </w:t>
+        <w:t>**</w:t>
       </w:r>
       <w:r>
         <w:rPr>
@@ -1443,9 +499,10 @@
         <w:t>▶</w:t>
       </w:r>
       <w:r>
-        <w:t xml:space="preserve"> 答案与选项类型</w:t>
-      </w:r>
-    </w:p>
+        <w:t xml:space="preserve"> 答案与选项类型**</w:t>
+      </w:r>
+    </w:p>
+    <w:p/>
     <w:p>
       <w:r>
         <w:t>- **答案转换**：</w:t>
@@ -1453,7 +510,6 @@
     </w:p>
     <w:p>
       <w:r>
-        <w:lastRenderedPageBreak/>
         <w:t xml:space="preserve">  - `"答案：B"` → `</w:t>
       </w:r>
       <w:proofErr w:type="spellStart"/>
@@ -1507,7 +563,7 @@
     <w:p/>
     <w:p>
       <w:r>
-        <w:t xml:space="preserve">### </w:t>
+        <w:t>**</w:t>
       </w:r>
       <w:r>
         <w:rPr>
@@ -1516,9 +572,10 @@
         <w:t>▶</w:t>
       </w:r>
       <w:r>
-        <w:t xml:space="preserve"> 其他字段</w:t>
-      </w:r>
-    </w:p>
+        <w:t xml:space="preserve"> 其他字段**</w:t>
+      </w:r>
+    </w:p>
+    <w:p/>
     <w:p>
       <w:r>
         <w:t>- **`serial`**：按题目顺序显式赋值 `1, 2, 3, ...`</w:t>
@@ -1546,6 +603,8 @@
       <w:r>
         <w:t>### 案例：完全二叉树性质题</w:t>
       </w:r>
+      <w:bookmarkStart w:id="0" w:name="_GoBack"/>
+      <w:bookmarkEnd w:id="0"/>
     </w:p>
     <w:p/>
     <w:p>
@@ -1553,19 +612,20 @@
         <w:t>#### 题目图片内容</w:t>
       </w:r>
     </w:p>
-    <w:p>
-      <w:r>
-        <w:t xml:space="preserve">&gt; **题干**:  </w:t>
-      </w:r>
-    </w:p>
-    <w:p>
-      <w:r>
-        <w:t xml:space="preserve">&gt; 关于完全二叉树的性质，下列说法正确的是（ ）。  </w:t>
-      </w:r>
-    </w:p>
-    <w:p>
-      <w:r>
-        <w:t xml:space="preserve">&gt; I. 度为 2 的有序树就是二叉树  </w:t>
+    <w:p/>
+    <w:p>
+      <w:r>
+        <w:t>&gt; **题干**:</w:t>
+      </w:r>
+    </w:p>
+    <w:p>
+      <w:r>
+        <w:t>&gt; 关于完全二叉树的性质，下列说法正确的是（ ）。</w:t>
+      </w:r>
+    </w:p>
+    <w:p>
+      <w:r>
+        <w:t>&gt; I. 度为 2 的有序树就是二叉树</w:t>
       </w:r>
     </w:p>
     <w:p>
@@ -1594,47 +654,47 @@
       </w:r>
       <w:proofErr w:type="spellEnd"/>
       <w:r>
-        <w:t xml:space="preserve"> + 1$  </w:t>
-      </w:r>
-    </w:p>
-    <w:p>
-      <w:r>
-        <w:t xml:space="preserve">&gt; III. 在完全二叉树中，若一个结点没有左孩子，则它必是叶结点  </w:t>
-      </w:r>
-    </w:p>
-    <w:p>
-      <w:r>
-        <w:t xml:space="preserve">&gt;   </w:t>
-      </w:r>
-    </w:p>
-    <w:p>
-      <w:r>
-        <w:t xml:space="preserve">&gt; **选项**:  </w:t>
-      </w:r>
-    </w:p>
-    <w:p>
-      <w:r>
-        <w:t xml:space="preserve">&gt; A. 仅I  </w:t>
-      </w:r>
-    </w:p>
-    <w:p>
-      <w:r>
-        <w:t xml:space="preserve">&gt; B. 仅II  </w:t>
-      </w:r>
-    </w:p>
-    <w:p>
-      <w:r>
-        <w:t xml:space="preserve">&gt; C. 仅III  </w:t>
-      </w:r>
-    </w:p>
-    <w:p>
-      <w:r>
-        <w:t xml:space="preserve">&gt; D. I和III  </w:t>
-      </w:r>
-    </w:p>
-    <w:p>
-      <w:r>
-        <w:t xml:space="preserve">&gt;   </w:t>
+        <w:t xml:space="preserve"> + 1$</w:t>
+      </w:r>
+    </w:p>
+    <w:p>
+      <w:r>
+        <w:t>&gt; III. 在完全二叉树中，若一个结点没有左孩子，则它必是叶结点</w:t>
+      </w:r>
+    </w:p>
+    <w:p>
+      <w:r>
+        <w:t>&gt;</w:t>
+      </w:r>
+    </w:p>
+    <w:p>
+      <w:r>
+        <w:t>&gt; **选项**:</w:t>
+      </w:r>
+    </w:p>
+    <w:p>
+      <w:r>
+        <w:t>&gt; A. 仅I</w:t>
+      </w:r>
+    </w:p>
+    <w:p>
+      <w:r>
+        <w:t>&gt; B. 仅II</w:t>
+      </w:r>
+    </w:p>
+    <w:p>
+      <w:r>
+        <w:t>&gt; C. 仅III</w:t>
+      </w:r>
+    </w:p>
+    <w:p>
+      <w:r>
+        <w:t>&gt; D. I和III</w:t>
+      </w:r>
+    </w:p>
+    <w:p>
+      <w:r>
+        <w:t>&gt;</w:t>
       </w:r>
     </w:p>
     <w:p>
@@ -1648,6 +708,7 @@
         <w:t>#### 解析图片内容</w:t>
       </w:r>
     </w:p>
+    <w:p/>
     <w:p>
       <w:r>
         <w:t>&gt; 在完全二叉树中，若有度为 1 的结点，则只可能有一个，且该结点只有</w:t>
@@ -1699,6 +760,7 @@
         <w:t>#### 生成的 SQL（单块，正确转义）</w:t>
       </w:r>
     </w:p>
+    <w:p/>
     <w:p>
       <w:r>
         <w:t>```</w:t>
@@ -1716,7 +778,7 @@
     </w:p>
     <w:p>
       <w:r>
-        <w:t xml:space="preserve">    id, type, title, </w:t>
+        <w:t xml:space="preserve">  id, type, title, </w:t>
       </w:r>
       <w:proofErr w:type="spellStart"/>
       <w:r>
@@ -1729,7 +791,7 @@
     </w:p>
     <w:p>
       <w:r>
-        <w:t xml:space="preserve">    </w:t>
+        <w:t xml:space="preserve">  </w:t>
       </w:r>
       <w:proofErr w:type="spellStart"/>
       <w:r>
@@ -1758,7 +820,7 @@
     </w:p>
     <w:p>
       <w:r>
-        <w:t xml:space="preserve">    </w:t>
+        <w:t xml:space="preserve">  </w:t>
       </w:r>
       <w:proofErr w:type="spellStart"/>
       <w:r>
@@ -1821,11 +883,7 @@
       </w:r>
       <w:proofErr w:type="spellEnd"/>
       <w:r>
-        <w:t>. 含</w:t>
-      </w:r>
-      <w:r>
-        <w:lastRenderedPageBreak/>
-        <w:t xml:space="preserve">有 $n$ </w:t>
+        <w:t xml:space="preserve">. 含有 $n$ </w:t>
       </w:r>
       <w:proofErr w:type="gramStart"/>
       <w:r>
@@ -1952,6 +1010,7 @@
     </w:p>
     <w:p>
       <w:r>
+        <w:lastRenderedPageBreak/>
         <w:t>&gt; - `title` 和 `explanation`（`VARCHAR`）：**LaTeX 无转义**（`\</w:t>
       </w:r>
       <w:proofErr w:type="spellStart"/>
@@ -1994,7 +1053,7 @@
       </w:r>
       <w:proofErr w:type="spellEnd"/>
       <w:r>
-        <w:t>` 含 LaTeX（如 `["$\\</w:t>
+        <w:t>` 含 LaTeX（如 `["$\</w:t>
       </w:r>
       <w:proofErr w:type="spellStart"/>
       <w:r>
@@ -2013,6 +1072,11 @@
         <w:t>...$"]`</w:t>
       </w:r>
     </w:p>
+    <w:p>
+      <w:r>
+        <w:t>&gt; - **ID 由您提供**，此处为示例值</w:t>
+      </w:r>
+    </w:p>
     <w:p/>
     <w:p>
       <w:r>
@@ -2028,7 +1092,7 @@
     <w:p/>
     <w:p>
       <w:r>
-        <w:t xml:space="preserve">1. **上传**：题目图片 + 解析图片 + **表结构信息**  </w:t>
+        <w:t>1. **上传**：题目图片 + 解析图片 + **表结构信息**</w:t>
       </w:r>
     </w:p>
     <w:p>
@@ -2057,12 +1121,17 @@
       </w:r>
       <w:proofErr w:type="spellEnd"/>
       <w:r>
-        <w:t xml:space="preserve"> = Z`  </w:t>
-      </w:r>
-    </w:p>
-    <w:p>
-      <w:r>
-        <w:t>3. **接收**：单块可复制 SQL（`</w:t>
+        <w:t xml:space="preserve"> = Z`</w:t>
+      </w:r>
+    </w:p>
+    <w:p>
+      <w:r>
+        <w:t>3. **提供ID**：22位小写十六进制字符串</w:t>
+      </w:r>
+    </w:p>
+    <w:p>
+      <w:r>
+        <w:t>4. **接收**：单块可复制 SQL（`</w:t>
       </w:r>
       <w:proofErr w:type="spellStart"/>
       <w:r>
@@ -2071,6 +1140,83 @@
       <w:proofErr w:type="spellEnd"/>
       <w:r>
         <w:t>`）</w:t>
+      </w:r>
+    </w:p>
+    <w:p/>
+    <w:p>
+      <w:r>
+        <w:t>---</w:t>
+      </w:r>
+    </w:p>
+    <w:p/>
+    <w:p>
+      <w:r>
+        <w:t>## 五、检查清单（每次录入前确认）</w:t>
+      </w:r>
+    </w:p>
+    <w:p/>
+    <w:p>
+      <w:r>
+        <w:t>- [ ] 题目图片已上传</w:t>
+      </w:r>
+    </w:p>
+    <w:p>
+      <w:r>
+        <w:t>- [ ] 解析图片已上传</w:t>
+      </w:r>
+    </w:p>
+    <w:p>
+      <w:r>
+        <w:t>- [ ] 表结构信息已提供</w:t>
+      </w:r>
+    </w:p>
+    <w:p>
+      <w:r>
+        <w:t>- [ ] 元数据指令已提供（`</w:t>
+      </w:r>
+      <w:proofErr w:type="spellStart"/>
+      <w:r>
+        <w:t>subject_id</w:t>
+      </w:r>
+      <w:proofErr w:type="spellEnd"/>
+      <w:r>
+        <w:t xml:space="preserve">=..., </w:t>
+      </w:r>
+      <w:proofErr w:type="spellStart"/>
+      <w:r>
+        <w:t>chapter_id</w:t>
+      </w:r>
+      <w:proofErr w:type="spellEnd"/>
+      <w:r>
+        <w:t xml:space="preserve">=..., </w:t>
+      </w:r>
+      <w:proofErr w:type="spellStart"/>
+      <w:r>
+        <w:t>section_id</w:t>
+      </w:r>
+      <w:proofErr w:type="spellEnd"/>
+      <w:r>
+        <w:t>=...`）</w:t>
+      </w:r>
+    </w:p>
+    <w:p>
+      <w:r>
+        <w:t>- [ ] ID 值已提供（22位小写十六进制）</w:t>
+      </w:r>
+    </w:p>
+    <w:p>
+      <w:r>
+        <w:t>- [ ] 非文字元素已标记为跳过</w:t>
+      </w:r>
+    </w:p>
+    <w:p>
+      <w:r>
+        <w:t>- [ ] I/II/III 后已添加 `\n`</w:t>
+      </w:r>
+    </w:p>
+    <w:p>
+      <w:r>
+        <w:t>- [ ] LaTeX 转义规则已正确应用</w:t>
       </w:r>
     </w:p>
     <w:sectPr>
